--- a/public/downloads/minutes-meeting-26-04-2025-FULL-TRANSCRIPT.docx
+++ b/public/downloads/minutes-meeting-26-04-2025-FULL-TRANSCRIPT.docx
@@ -317,12 +317,23 @@
       <w:r>
         <w:rPr>
           <w:rFonts w:ascii="Times New Roman" w:hAnsi="Times New Roman" w:eastAsia="Times New Roman"/>
+          <w:b w:val="0"/>
+          <w:i w:val="0"/>
+          <w:sz w:val="22"/>
+        </w:rPr>
+        <w:t>BEFORE THE SOLE ARBITRATOR SR. ADV. NITIN N. N. P. SARDESSAI AT PANAJI – GOA.</w:t>
+      </w:r>
+    </w:p>
+    <w:p>
+      <w:r>
+        <w:rPr>
+          <w:rFonts w:ascii="Times New Roman" w:hAnsi="Times New Roman" w:eastAsia="Times New Roman"/>
           <w:b/>
           <w:i w:val="0"/>
           <w:color w:val="8B2E2E"/>
           <w:sz w:val="26"/>
         </w:rPr>
-        <w:t>Page 1 of 2</w:t>
+        <w:t>VIKRAM SHAH …Claimant</w:t>
       </w:r>
     </w:p>
     <w:p>
@@ -333,7 +344,19 @@
           <w:i w:val="0"/>
           <w:sz w:val="22"/>
         </w:rPr>
-        <w:t>BEFORE THE SOLE ARBITRATOR</w:t>
+        <w:t>Versus</w:t>
+      </w:r>
+    </w:p>
+    <w:p>
+      <w:r>
+        <w:rPr>
+          <w:rFonts w:ascii="Times New Roman" w:hAnsi="Times New Roman" w:eastAsia="Times New Roman"/>
+          <w:b/>
+          <w:i w:val="0"/>
+          <w:color w:val="8B2E2E"/>
+          <w:sz w:val="26"/>
+        </w:rPr>
+        <w:t>RIVA TRINDADE …Respondent</w:t>
       </w:r>
     </w:p>
     <w:p>
@@ -344,7 +367,7 @@
           <w:i w:val="0"/>
           <w:sz w:val="22"/>
         </w:rPr>
-        <w:t xml:space="preserve">             SR. ADV. NITIN N. N. P. SARDESSAI</w:t>
+        <w:t>&lt;u&gt;MINUTES OF PROCEEDINGS HELD ON 26&lt;sup&gt;th&lt;/sup&gt; OF APRIL 2025 AT&lt;/u&gt;</w:t>
       </w:r>
     </w:p>
     <w:p>
@@ -355,7 +378,7 @@
           <w:i w:val="0"/>
           <w:sz w:val="22"/>
         </w:rPr>
-        <w:t xml:space="preserve">                    AT PANAJI – GOA.</w:t>
+        <w:t>&lt;u&gt;4.00PM&lt;/u&gt;</w:t>
       </w:r>
     </w:p>
     <w:p>
@@ -366,7 +389,7 @@
           <w:i w:val="0"/>
           <w:sz w:val="22"/>
         </w:rPr>
-        <w:t>VIKRAM SHAH                                              …Claimant</w:t>
+        <w:t>1. Adv. Kaif Noorani appeared on behalf of the Claimant Shri. Vikram Shah, Adv. V. Braganza and V. Pavithran appeared on behalf of Respondent No. 1, 2 and 3 – Mr. Riva Trindade, Mrs. Albertina Trindade and Mrs. Karita Trindade, respectively. Respondent No. 4 Mr. Murlidhar Sadarangani present in person. Mr. Hemavand Namdarian the authorized representative of the Claimant and Mr. Riva Trindade were present in person.</w:t>
       </w:r>
     </w:p>
     <w:p>
@@ -377,7 +400,7 @@
           <w:i w:val="0"/>
           <w:sz w:val="22"/>
         </w:rPr>
-        <w:t xml:space="preserve">                               Versus</w:t>
+        <w:t>2. Adv. V. Braganza argued partly on the Application filed by the Claimant under Section 17 as well as his own Application under Section 17. The Parties were ad idem as regards the appointment of the Receiver. They are to inform the Tribunal on who should be appointed as the Receiver for taking over the management of the Suit Property for the purpose of settling the suit filed by the Communidade</w:t>
       </w:r>
     </w:p>
     <w:p>
@@ -388,7 +411,7 @@
           <w:i w:val="0"/>
           <w:sz w:val="22"/>
         </w:rPr>
-        <w:t>RIVA TRINDADE                                            …Respondent</w:t>
+        <w:t>3. The parties informed the tribunal that after instructions, they shall divulge the name of who the Receiver could be. The Respondents No. 1 to 4 have however opposed the name of the Claimant as the receiver.</w:t>
       </w:r>
     </w:p>
     <w:p>
@@ -399,7 +422,7 @@
           <w:i w:val="0"/>
           <w:sz w:val="22"/>
         </w:rPr>
-        <w:t>MINUTES OF PROCEEDINGS HELD ON 26th OF APRIL 2025 AT</w:t>
+        <w:t>4. Adv. Noorani says that he shall file a reply to the Application dated 15.02.2025, filed by the Respondent No. 1, 2 &amp; 3 for seeking modification of the minutes dated 26.08.2024.</w:t>
       </w:r>
     </w:p>
     <w:p>
@@ -410,284 +433,7 @@
           <w:i w:val="0"/>
           <w:sz w:val="22"/>
         </w:rPr>
-        <w:t xml:space="preserve">                     4.00PM</w:t>
-      </w:r>
-    </w:p>
-    <w:p>
-      <w:r>
-        <w:rPr>
-          <w:rFonts w:ascii="Times New Roman" w:hAnsi="Times New Roman" w:eastAsia="Times New Roman"/>
-          <w:b w:val="0"/>
-          <w:i w:val="0"/>
-          <w:sz w:val="22"/>
-        </w:rPr>
-        <w:t xml:space="preserve"> 1. Adv. Kaif Noorani appeared on behalf of the Claimant Shri.</w:t>
-      </w:r>
-    </w:p>
-    <w:p>
-      <w:r>
-        <w:rPr>
-          <w:rFonts w:ascii="Times New Roman" w:hAnsi="Times New Roman" w:eastAsia="Times New Roman"/>
-          <w:b w:val="0"/>
-          <w:i w:val="0"/>
-          <w:sz w:val="22"/>
-        </w:rPr>
-        <w:t xml:space="preserve">    Vikram Shah, Adv. V. Braganza and V. Pavithran appeared on</w:t>
-      </w:r>
-    </w:p>
-    <w:p>
-      <w:r>
-        <w:rPr>
-          <w:rFonts w:ascii="Times New Roman" w:hAnsi="Times New Roman" w:eastAsia="Times New Roman"/>
-          <w:b w:val="0"/>
-          <w:i w:val="0"/>
-          <w:sz w:val="22"/>
-        </w:rPr>
-        <w:t xml:space="preserve">    behalf of Respondent No. 1, 2 and 3 – Mr. Riva Trindade, Mrs.</w:t>
-      </w:r>
-    </w:p>
-    <w:p>
-      <w:r>
-        <w:rPr>
-          <w:rFonts w:ascii="Times New Roman" w:hAnsi="Times New Roman" w:eastAsia="Times New Roman"/>
-          <w:b w:val="0"/>
-          <w:i w:val="0"/>
-          <w:sz w:val="22"/>
-        </w:rPr>
-        <w:t xml:space="preserve">    Albertina Trindade and Mrs. Karita Trindade, respectively.</w:t>
-      </w:r>
-    </w:p>
-    <w:p>
-      <w:r>
-        <w:rPr>
-          <w:rFonts w:ascii="Times New Roman" w:hAnsi="Times New Roman" w:eastAsia="Times New Roman"/>
-          <w:b w:val="0"/>
-          <w:i w:val="0"/>
-          <w:sz w:val="22"/>
-        </w:rPr>
-        <w:t xml:space="preserve">    Respondent No. 4 Mr. Murlidhar Sadarangani present in person.</w:t>
-      </w:r>
-    </w:p>
-    <w:p>
-      <w:r>
-        <w:rPr>
-          <w:rFonts w:ascii="Times New Roman" w:hAnsi="Times New Roman" w:eastAsia="Times New Roman"/>
-          <w:b w:val="0"/>
-          <w:i w:val="0"/>
-          <w:sz w:val="22"/>
-        </w:rPr>
-        <w:t xml:space="preserve">    Mr. Hemavand Namdarian the authorized representative of the</w:t>
-      </w:r>
-    </w:p>
-    <w:p>
-      <w:r>
-        <w:rPr>
-          <w:rFonts w:ascii="Times New Roman" w:hAnsi="Times New Roman" w:eastAsia="Times New Roman"/>
-          <w:b w:val="0"/>
-          <w:i w:val="0"/>
-          <w:sz w:val="22"/>
-        </w:rPr>
-        <w:t xml:space="preserve">    Claimant and Mr. Riva Trindade were present in person.</w:t>
-      </w:r>
-    </w:p>
-    <w:p>
-      <w:r>
-        <w:rPr>
-          <w:rFonts w:ascii="Times New Roman" w:hAnsi="Times New Roman" w:eastAsia="Times New Roman"/>
-          <w:b w:val="0"/>
-          <w:i w:val="0"/>
-          <w:sz w:val="22"/>
-        </w:rPr>
-        <w:t xml:space="preserve"> 2. Adv. V. Braganza argued partly on the Application filed by the</w:t>
-      </w:r>
-    </w:p>
-    <w:p>
-      <w:r>
-        <w:rPr>
-          <w:rFonts w:ascii="Times New Roman" w:hAnsi="Times New Roman" w:eastAsia="Times New Roman"/>
-          <w:b w:val="0"/>
-          <w:i w:val="0"/>
-          <w:sz w:val="22"/>
-        </w:rPr>
-        <w:t xml:space="preserve">    Claimant under Section 17 as well as his own Application under</w:t>
-      </w:r>
-    </w:p>
-    <w:p>
-      <w:r>
-        <w:rPr>
-          <w:rFonts w:ascii="Times New Roman" w:hAnsi="Times New Roman" w:eastAsia="Times New Roman"/>
-          <w:b w:val="0"/>
-          <w:i w:val="0"/>
-          <w:sz w:val="22"/>
-        </w:rPr>
-        <w:t xml:space="preserve">    Section 17. The Parties were ad idem as regards the appointment</w:t>
-      </w:r>
-    </w:p>
-    <w:p>
-      <w:r>
-        <w:rPr>
-          <w:rFonts w:ascii="Times New Roman" w:hAnsi="Times New Roman" w:eastAsia="Times New Roman"/>
-          <w:b w:val="0"/>
-          <w:i w:val="0"/>
-          <w:sz w:val="22"/>
-        </w:rPr>
-        <w:t xml:space="preserve">    of the Receiver. They are to inform the Tribunal on who should</w:t>
-      </w:r>
-    </w:p>
-    <w:p>
-      <w:r>
-        <w:rPr>
-          <w:rFonts w:ascii="Times New Roman" w:hAnsi="Times New Roman" w:eastAsia="Times New Roman"/>
-          <w:b w:val="0"/>
-          <w:i w:val="0"/>
-          <w:sz w:val="22"/>
-        </w:rPr>
-        <w:t xml:space="preserve">    be appointed as the Receiver for taking over the management of</w:t>
-      </w:r>
-    </w:p>
-    <w:p>
-      <w:r>
-        <w:rPr>
-          <w:rFonts w:ascii="Times New Roman" w:hAnsi="Times New Roman" w:eastAsia="Times New Roman"/>
-          <w:b w:val="0"/>
-          <w:i w:val="0"/>
-          <w:sz w:val="22"/>
-        </w:rPr>
-        <w:t xml:space="preserve">    the Suit Property for the purpose of settling the suit filed by the</w:t>
-      </w:r>
-    </w:p>
-    <w:p>
-      <w:r>
-        <w:rPr>
-          <w:rFonts w:ascii="Times New Roman" w:hAnsi="Times New Roman" w:eastAsia="Times New Roman"/>
-          <w:b w:val="0"/>
-          <w:i w:val="0"/>
-          <w:sz w:val="22"/>
-        </w:rPr>
-        <w:t xml:space="preserve">    Communidade</w:t>
-      </w:r>
-    </w:p>
-    <w:p>
-      <w:r>
-        <w:rPr>
-          <w:rFonts w:ascii="Times New Roman" w:hAnsi="Times New Roman" w:eastAsia="Times New Roman"/>
-          <w:b w:val="0"/>
-          <w:i w:val="0"/>
-          <w:sz w:val="22"/>
-        </w:rPr>
-        <w:t xml:space="preserve"> 3. The parties informed the tribunal that after instructions, they shall</w:t>
-      </w:r>
-    </w:p>
-    <w:p>
-      <w:r>
-        <w:rPr>
-          <w:rFonts w:ascii="Times New Roman" w:hAnsi="Times New Roman" w:eastAsia="Times New Roman"/>
-          <w:b w:val="0"/>
-          <w:i w:val="0"/>
-          <w:sz w:val="22"/>
-        </w:rPr>
-        <w:t xml:space="preserve">    divulge the name of who the Receiver could be. The Respondents</w:t>
-      </w:r>
-    </w:p>
-    <w:p>
-      <w:r>
-        <w:rPr>
-          <w:rFonts w:ascii="Times New Roman" w:hAnsi="Times New Roman" w:eastAsia="Times New Roman"/>
-          <w:b w:val="0"/>
-          <w:i w:val="0"/>
-          <w:sz w:val="22"/>
-        </w:rPr>
-        <w:t xml:space="preserve">    No. 1 to 4 have however opposed the name of the Claimant as the</w:t>
-      </w:r>
-    </w:p>
-    <w:p>
-      <w:r>
-        <w:rPr>
-          <w:rFonts w:ascii="Times New Roman" w:hAnsi="Times New Roman" w:eastAsia="Times New Roman"/>
-          <w:b w:val="0"/>
-          <w:i w:val="0"/>
-          <w:sz w:val="22"/>
-        </w:rPr>
-        <w:t xml:space="preserve">    receiver.</w:t>
-      </w:r>
-    </w:p>
-    <w:p/>
-    <w:p>
-      <w:r>
-        <w:rPr>
-          <w:rFonts w:ascii="Times New Roman" w:hAnsi="Times New Roman" w:eastAsia="Times New Roman"/>
-          <w:b/>
-          <w:i w:val="0"/>
-          <w:color w:val="8B2E2E"/>
-          <w:sz w:val="26"/>
-        </w:rPr>
-        <w:t>Page 2 of 2</w:t>
-      </w:r>
-    </w:p>
-    <w:p>
-      <w:r>
-        <w:rPr>
-          <w:rFonts w:ascii="Times New Roman" w:hAnsi="Times New Roman" w:eastAsia="Times New Roman"/>
-          <w:b w:val="0"/>
-          <w:i w:val="0"/>
-          <w:sz w:val="22"/>
-        </w:rPr>
-        <w:t>4. Adv. Noorani says that he shall file a reply to the Application</w:t>
-      </w:r>
-    </w:p>
-    <w:p>
-      <w:r>
-        <w:rPr>
-          <w:rFonts w:ascii="Times New Roman" w:hAnsi="Times New Roman" w:eastAsia="Times New Roman"/>
-          <w:b w:val="0"/>
-          <w:i w:val="0"/>
-          <w:sz w:val="22"/>
-        </w:rPr>
-        <w:t xml:space="preserve">   dated 15.02.2025, filed by the Respondent No. 1, 2 &amp; 3 for</w:t>
-      </w:r>
-    </w:p>
-    <w:p>
-      <w:r>
-        <w:rPr>
-          <w:rFonts w:ascii="Times New Roman" w:hAnsi="Times New Roman" w:eastAsia="Times New Roman"/>
-          <w:b w:val="0"/>
-          <w:i w:val="0"/>
-          <w:sz w:val="22"/>
-        </w:rPr>
-        <w:t xml:space="preserve">   seeking modification of the minutes dated 26.08.2024.</w:t>
-      </w:r>
-    </w:p>
-    <w:p>
-      <w:r>
-        <w:rPr>
-          <w:rFonts w:ascii="Times New Roman" w:hAnsi="Times New Roman" w:eastAsia="Times New Roman"/>
-          <w:b w:val="0"/>
-          <w:i w:val="0"/>
-          <w:sz w:val="22"/>
-        </w:rPr>
-        <w:t>5. Matter adjourned to 09th May 2025 at 06.00 PM for suggesting</w:t>
-      </w:r>
-    </w:p>
-    <w:p>
-      <w:r>
-        <w:rPr>
-          <w:rFonts w:ascii="Times New Roman" w:hAnsi="Times New Roman" w:eastAsia="Times New Roman"/>
-          <w:b w:val="0"/>
-          <w:i w:val="0"/>
-          <w:sz w:val="22"/>
-        </w:rPr>
-        <w:t xml:space="preserve">   the name of the Receiver, if not, for further Arguments/ Reply on</w:t>
-      </w:r>
-    </w:p>
-    <w:p>
-      <w:r>
-        <w:rPr>
-          <w:rFonts w:ascii="Times New Roman" w:hAnsi="Times New Roman" w:eastAsia="Times New Roman"/>
-          <w:b w:val="0"/>
-          <w:i w:val="0"/>
-          <w:sz w:val="22"/>
-        </w:rPr>
-        <w:t xml:space="preserve">   claimants Application dated 01.03.2025.</w:t>
+        <w:t>5. Matter adjourned to 09&lt;sup&gt;th&lt;/sup&gt; May 2025 at 06.00 PM for suggesting the name of the Receiver, if not, for further Arguments/ Reply on claimants Application dated 01.03.2025.</w:t>
       </w:r>
     </w:p>
     <w:p>
@@ -709,32 +455,33 @@
           <w:i w:val="0"/>
           <w:sz w:val="22"/>
         </w:rPr>
-        <w:t xml:space="preserve">   06.00PM.</w:t>
+        <w:t>06.00PM.</w:t>
       </w:r>
     </w:p>
     <w:p>
       <w:r>
         <w:rPr>
           <w:rFonts w:ascii="Times New Roman" w:hAnsi="Times New Roman" w:eastAsia="Times New Roman"/>
-          <w:b w:val="0"/>
+          <w:b/>
           <w:i w:val="0"/>
-          <w:sz w:val="22"/>
+          <w:color w:val="8B2E2E"/>
+          <w:sz w:val="26"/>
         </w:rPr>
-        <w:t xml:space="preserve">  Place: Panaji – Goa           Sr. Adv. Nitin N. N. P. Sardessai</w:t>
+        <w:t>Place: Panaji – Goa Sr. Adv. Nitin N. N. P. Sardessai</w:t>
       </w:r>
     </w:p>
     <w:p>
       <w:r>
         <w:rPr>
           <w:rFonts w:ascii="Times New Roman" w:hAnsi="Times New Roman" w:eastAsia="Times New Roman"/>
-          <w:b w:val="0"/>
+          <w:b/>
           <w:i w:val="0"/>
-          <w:sz w:val="22"/>
+          <w:color w:val="8B2E2E"/>
+          <w:sz w:val="26"/>
         </w:rPr>
-        <w:t xml:space="preserve">  Date: 26th April 2025                Sole Arbitrator</w:t>
+        <w:t>Date: 26&lt;sup&gt;th&lt;/sup&gt; April 2025 Sole Arbitrator</w:t>
       </w:r>
     </w:p>
-    <w:p/>
     <w:sectPr>
       <w:headerReference w:type="default" r:id="rId9"/>
       <w:footerReference w:type="default" r:id="rId10"/>
